--- a/docs/word/Munazzim_TRL_4_Assessment.docx
+++ b/docs/word/Munazzim_TRL_4_Assessment.docx
@@ -4,7 +4,7 @@
   <w:body>
     <w:p>
       <w:pPr>
-        <w:jc w:val="center"/>
+        <w:bidi w:val="0"/>
         <w:rPr>
           <w:rFonts w:ascii="Aptos Display" w:hAnsi="Aptos Display"/>
           <w:b/>
@@ -12,6 +12,7 @@
           <w:sz w:val="52"/>
         </w:rPr>
       </w:pPr>
+      <w:proofErr w:type="spellStart"/>
       <w:r>
         <w:rPr>
           <w:rFonts w:ascii="Aptos Display" w:hAnsi="Aptos Display"/>
@@ -19,24 +20,34 @@
           <w:color w:val="173A6F"/>
           <w:sz w:val="52"/>
         </w:rPr>
-        <w:t>Munazzim AI Time Manager: TRL 4 Assessment</w:t>
-      </w:r>
-    </w:p>
-    <w:p>
-      <w:pPr>
-        <w:jc w:val="center"/>
+        <w:t>Munazzim</w:t>
+      </w:r>
+      <w:proofErr w:type="spellEnd"/>
+      <w:r>
         <w:rPr>
           <w:rFonts w:ascii="Aptos Display" w:hAnsi="Aptos Display"/>
           <w:b/>
           <w:color w:val="173A6F"/>
           <w:sz w:val="52"/>
-          <w:rtl/>
-        </w:rPr>
-      </w:pPr>
-    </w:p>
-    <w:p>
-      <w:pPr>
-        <w:jc w:val="center"/>
+        </w:rPr>
+        <w:t xml:space="preserve"> AI Time Manager: TRL 4 Assessment</w:t>
+      </w:r>
+    </w:p>
+    <w:p>
+      <w:pPr>
+        <w:bidi w:val="0"/>
+        <w:rPr>
+          <w:rFonts w:ascii="Aptos Display" w:hAnsi="Aptos Display"/>
+          <w:b/>
+          <w:color w:val="173A6F"/>
+          <w:sz w:val="52"/>
+          <w:rtl/>
+        </w:rPr>
+      </w:pPr>
+    </w:p>
+    <w:p>
+      <w:pPr>
+        <w:bidi w:val="0"/>
         <w:rPr>
           <w:color w:val="404040"/>
           <w:sz w:val="28"/>
@@ -52,7 +63,7 @@
     </w:p>
     <w:p>
       <w:pPr>
-        <w:jc w:val="center"/>
+        <w:bidi w:val="0"/>
         <w:rPr>
           <w:color w:val="404040"/>
           <w:sz w:val="28"/>
@@ -62,7 +73,7 @@
     </w:p>
     <w:p>
       <w:pPr>
-        <w:jc w:val="center"/>
+        <w:bidi w:val="0"/>
         <w:rPr>
           <w:b/>
           <w:color w:val="CC6600"/>
@@ -80,7 +91,7 @@
     </w:p>
     <w:p>
       <w:pPr>
-        <w:jc w:val="center"/>
+        <w:bidi w:val="0"/>
         <w:rPr>
           <w:b/>
           <w:color w:val="CC6600"/>
@@ -91,89 +102,100 @@
     </w:p>
     <w:p>
       <w:pPr>
-        <w:jc w:val="center"/>
+        <w:bidi w:val="0"/>
         <w:rPr>
           <w:color w:val="606060"/>
           <w:sz w:val="22"/>
         </w:rPr>
       </w:pPr>
+      <w:proofErr w:type="spellStart"/>
       <w:r>
         <w:rPr>
           <w:color w:val="606060"/>
           <w:sz w:val="22"/>
         </w:rPr>
-        <w:t>Munazzim AI Time Manager</w:t>
-      </w:r>
-    </w:p>
-    <w:p>
-      <w:pPr>
-        <w:jc w:val="center"/>
+        <w:t>Munazzim</w:t>
+      </w:r>
+      <w:proofErr w:type="spellEnd"/>
+      <w:r>
         <w:rPr>
           <w:color w:val="606060"/>
           <w:sz w:val="22"/>
         </w:rPr>
-      </w:pPr>
-      <w:r>
+        <w:t xml:space="preserve"> AI Time Manager</w:t>
+      </w:r>
+    </w:p>
+    <w:p>
+      <w:pPr>
+        <w:bidi w:val="0"/>
         <w:rPr>
           <w:color w:val="606060"/>
           <w:sz w:val="22"/>
         </w:rPr>
-        <w:t>Technical Documentation Set</w:t>
-      </w:r>
-    </w:p>
-    <w:p>
-      <w:pPr>
-        <w:jc w:val="center"/>
+      </w:pPr>
+      <w:r>
         <w:rPr>
           <w:color w:val="606060"/>
           <w:sz w:val="22"/>
-          <w:rtl/>
-        </w:rPr>
-      </w:pPr>
-    </w:p>
-    <w:p>
-      <w:pPr>
-        <w:jc w:val="center"/>
+        </w:rPr>
+        <w:t>Technical Documentation Set</w:t>
+      </w:r>
+    </w:p>
+    <w:p>
+      <w:pPr>
+        <w:bidi w:val="0"/>
         <w:rPr>
           <w:color w:val="606060"/>
           <w:sz w:val="22"/>
-        </w:rPr>
-      </w:pPr>
-      <w:r>
+          <w:rtl/>
+        </w:rPr>
+      </w:pPr>
+    </w:p>
+    <w:p>
+      <w:pPr>
+        <w:bidi w:val="0"/>
         <w:rPr>
           <w:color w:val="606060"/>
           <w:sz w:val="22"/>
-          <w:rtl/>
-        </w:rPr>
-        <w:t xml:space="preserve">31 </w:t>
-      </w:r>
+        </w:rPr>
+      </w:pPr>
       <w:r>
         <w:rPr>
           <w:color w:val="606060"/>
           <w:sz w:val="22"/>
-        </w:rPr>
-        <w:t>August 2026</w:t>
-      </w:r>
-    </w:p>
-    <w:p>
-      <w:pPr>
-        <w:spacing w:after="160"/>
+          <w:rtl/>
+        </w:rPr>
+        <w:t xml:space="preserve">31 </w:t>
+      </w:r>
+      <w:r>
         <w:rPr>
           <w:color w:val="606060"/>
           <w:sz w:val="22"/>
         </w:rPr>
-      </w:pPr>
-      <w:r>
+        <w:t>August 2026</w:t>
+      </w:r>
+    </w:p>
+    <w:p>
+      <w:pPr>
+        <w:bidi w:val="0"/>
+        <w:spacing w:after="160"/>
         <w:rPr>
           <w:color w:val="606060"/>
           <w:sz w:val="22"/>
         </w:rPr>
+      </w:pPr>
+      <w:r>
+        <w:rPr>
+          <w:color w:val="606060"/>
+          <w:sz w:val="22"/>
+        </w:rPr>
         <w:br w:type="page"/>
       </w:r>
     </w:p>
     <w:p>
       <w:pPr>
         <w:pStyle w:val="Title"/>
+        <w:bidi w:val="0"/>
         <w:rPr>
           <w:rFonts w:ascii="Aptos Display" w:hAnsi="Aptos Display"/>
           <w:b/>
@@ -198,6 +220,7 @@
         <w:tabs>
           <w:tab w:val="right" w:leader="dot" w:pos="9458"/>
         </w:tabs>
+        <w:bidi w:val="0"/>
         <w:rPr>
           <w:rFonts w:asciiTheme="minorHAnsi" w:eastAsiaTheme="minorEastAsia" w:hAnsiTheme="minorHAnsi"/>
           <w:noProof/>
@@ -330,6 +353,7 @@
         <w:tabs>
           <w:tab w:val="right" w:leader="dot" w:pos="9458"/>
         </w:tabs>
+        <w:bidi w:val="0"/>
         <w:rPr>
           <w:rFonts w:asciiTheme="minorHAnsi" w:eastAsiaTheme="minorEastAsia" w:hAnsiTheme="minorHAnsi"/>
           <w:noProof/>
@@ -426,6 +450,7 @@
         <w:tabs>
           <w:tab w:val="right" w:leader="dot" w:pos="9458"/>
         </w:tabs>
+        <w:bidi w:val="0"/>
         <w:rPr>
           <w:rFonts w:asciiTheme="minorHAnsi" w:eastAsiaTheme="minorEastAsia" w:hAnsiTheme="minorHAnsi"/>
           <w:noProof/>
@@ -522,6 +547,7 @@
         <w:tabs>
           <w:tab w:val="right" w:leader="dot" w:pos="9458"/>
         </w:tabs>
+        <w:bidi w:val="0"/>
         <w:rPr>
           <w:rFonts w:asciiTheme="minorHAnsi" w:eastAsiaTheme="minorEastAsia" w:hAnsiTheme="minorHAnsi"/>
           <w:noProof/>
@@ -618,6 +644,7 @@
         <w:tabs>
           <w:tab w:val="right" w:leader="dot" w:pos="9458"/>
         </w:tabs>
+        <w:bidi w:val="0"/>
         <w:rPr>
           <w:rFonts w:asciiTheme="minorHAnsi" w:eastAsiaTheme="minorEastAsia" w:hAnsiTheme="minorHAnsi"/>
           <w:noProof/>
@@ -714,6 +741,7 @@
         <w:tabs>
           <w:tab w:val="right" w:leader="dot" w:pos="9458"/>
         </w:tabs>
+        <w:bidi w:val="0"/>
         <w:rPr>
           <w:rFonts w:asciiTheme="minorHAnsi" w:eastAsiaTheme="minorEastAsia" w:hAnsiTheme="minorHAnsi"/>
           <w:noProof/>
@@ -810,6 +838,7 @@
         <w:tabs>
           <w:tab w:val="right" w:leader="dot" w:pos="9458"/>
         </w:tabs>
+        <w:bidi w:val="0"/>
         <w:rPr>
           <w:rFonts w:asciiTheme="minorHAnsi" w:eastAsiaTheme="minorEastAsia" w:hAnsiTheme="minorHAnsi"/>
           <w:noProof/>
@@ -906,6 +935,7 @@
         <w:tabs>
           <w:tab w:val="right" w:leader="dot" w:pos="9458"/>
         </w:tabs>
+        <w:bidi w:val="0"/>
         <w:rPr>
           <w:rFonts w:asciiTheme="minorHAnsi" w:eastAsiaTheme="minorEastAsia" w:hAnsiTheme="minorHAnsi"/>
           <w:noProof/>
@@ -1002,6 +1032,7 @@
         <w:tabs>
           <w:tab w:val="right" w:leader="dot" w:pos="9458"/>
         </w:tabs>
+        <w:bidi w:val="0"/>
         <w:rPr>
           <w:rFonts w:asciiTheme="minorHAnsi" w:eastAsiaTheme="minorEastAsia" w:hAnsiTheme="minorHAnsi"/>
           <w:noProof/>
@@ -1098,6 +1129,7 @@
         <w:tabs>
           <w:tab w:val="right" w:leader="dot" w:pos="9458"/>
         </w:tabs>
+        <w:bidi w:val="0"/>
         <w:rPr>
           <w:rFonts w:asciiTheme="minorHAnsi" w:eastAsiaTheme="minorEastAsia" w:hAnsiTheme="minorHAnsi"/>
           <w:noProof/>
@@ -1194,6 +1226,7 @@
         <w:tabs>
           <w:tab w:val="right" w:leader="dot" w:pos="9458"/>
         </w:tabs>
+        <w:bidi w:val="0"/>
         <w:rPr>
           <w:rFonts w:asciiTheme="minorHAnsi" w:eastAsiaTheme="minorEastAsia" w:hAnsiTheme="minorHAnsi"/>
           <w:noProof/>
@@ -1290,6 +1323,7 @@
         <w:tabs>
           <w:tab w:val="right" w:leader="dot" w:pos="9458"/>
         </w:tabs>
+        <w:bidi w:val="0"/>
         <w:rPr>
           <w:rFonts w:asciiTheme="minorHAnsi" w:eastAsiaTheme="minorEastAsia" w:hAnsiTheme="minorHAnsi"/>
           <w:noProof/>
@@ -1386,6 +1420,7 @@
         <w:tabs>
           <w:tab w:val="right" w:leader="dot" w:pos="9458"/>
         </w:tabs>
+        <w:bidi w:val="0"/>
         <w:rPr>
           <w:rFonts w:asciiTheme="minorHAnsi" w:eastAsiaTheme="minorEastAsia" w:hAnsiTheme="minorHAnsi"/>
           <w:noProof/>
@@ -1482,6 +1517,7 @@
         <w:tabs>
           <w:tab w:val="right" w:leader="dot" w:pos="9458"/>
         </w:tabs>
+        <w:bidi w:val="0"/>
         <w:rPr>
           <w:rFonts w:asciiTheme="minorHAnsi" w:eastAsiaTheme="minorEastAsia" w:hAnsiTheme="minorHAnsi"/>
           <w:noProof/>
@@ -1578,6 +1614,7 @@
         <w:tabs>
           <w:tab w:val="right" w:leader="dot" w:pos="9458"/>
         </w:tabs>
+        <w:bidi w:val="0"/>
         <w:rPr>
           <w:rFonts w:asciiTheme="minorHAnsi" w:eastAsiaTheme="minorEastAsia" w:hAnsiTheme="minorHAnsi"/>
           <w:noProof/>
@@ -1674,6 +1711,7 @@
         <w:tabs>
           <w:tab w:val="right" w:leader="dot" w:pos="9458"/>
         </w:tabs>
+        <w:bidi w:val="0"/>
         <w:rPr>
           <w:rFonts w:asciiTheme="minorHAnsi" w:eastAsiaTheme="minorEastAsia" w:hAnsiTheme="minorHAnsi"/>
           <w:noProof/>
@@ -1770,6 +1808,7 @@
         <w:tabs>
           <w:tab w:val="right" w:leader="dot" w:pos="9458"/>
         </w:tabs>
+        <w:bidi w:val="0"/>
         <w:rPr>
           <w:rFonts w:asciiTheme="minorHAnsi" w:eastAsiaTheme="minorEastAsia" w:hAnsiTheme="minorHAnsi"/>
           <w:noProof/>
@@ -1866,6 +1905,7 @@
         <w:tabs>
           <w:tab w:val="right" w:leader="dot" w:pos="9458"/>
         </w:tabs>
+        <w:bidi w:val="0"/>
         <w:rPr>
           <w:rFonts w:asciiTheme="minorHAnsi" w:eastAsiaTheme="minorEastAsia" w:hAnsiTheme="minorHAnsi"/>
           <w:noProof/>
@@ -1962,6 +2002,7 @@
         <w:tabs>
           <w:tab w:val="right" w:leader="dot" w:pos="9458"/>
         </w:tabs>
+        <w:bidi w:val="0"/>
         <w:rPr>
           <w:rFonts w:asciiTheme="minorHAnsi" w:eastAsiaTheme="minorEastAsia" w:hAnsiTheme="minorHAnsi"/>
           <w:noProof/>
@@ -2058,6 +2099,7 @@
         <w:tabs>
           <w:tab w:val="right" w:leader="dot" w:pos="9458"/>
         </w:tabs>
+        <w:bidi w:val="0"/>
         <w:rPr>
           <w:rFonts w:asciiTheme="minorHAnsi" w:eastAsiaTheme="minorEastAsia" w:hAnsiTheme="minorHAnsi"/>
           <w:noProof/>
@@ -2150,6 +2192,7 @@
     </w:p>
     <w:p>
       <w:pPr>
+        <w:bidi w:val="0"/>
         <w:rPr>
           <w:rtl/>
         </w:rPr>
@@ -2163,6 +2206,7 @@
     </w:p>
     <w:p>
       <w:pPr>
+        <w:bidi w:val="0"/>
         <w:spacing w:after="160"/>
         <w:rPr>
           <w:rtl/>
@@ -2178,7 +2222,7 @@
     <w:p>
       <w:pPr>
         <w:pStyle w:val="Heading1"/>
-        <w:jc w:val="right"/>
+        <w:bidi w:val="0"/>
         <w:rPr>
           <w:rFonts w:ascii="Aptos" w:hAnsi="Aptos"/>
         </w:rPr>
@@ -2195,7 +2239,7 @@
     </w:p>
     <w:p>
       <w:pPr>
-        <w:jc w:val="right"/>
+        <w:bidi w:val="0"/>
         <w:rPr>
           <w:rtl/>
         </w:rPr>
@@ -2213,7 +2257,7 @@
     <w:p>
       <w:pPr>
         <w:pStyle w:val="Heading1"/>
-        <w:jc w:val="right"/>
+        <w:bidi w:val="0"/>
         <w:rPr>
           <w:rFonts w:ascii="Aptos" w:hAnsi="Aptos"/>
         </w:rPr>
@@ -2229,7 +2273,7 @@
     </w:p>
     <w:p>
       <w:pPr>
-        <w:jc w:val="right"/>
+        <w:bidi w:val="0"/>
         <w:rPr>
           <w:rtl/>
         </w:rPr>
@@ -2247,7 +2291,7 @@
     <w:p>
       <w:pPr>
         <w:pStyle w:val="Heading1"/>
-        <w:jc w:val="right"/>
+        <w:bidi w:val="0"/>
         <w:rPr>
           <w:rFonts w:ascii="Aptos" w:hAnsi="Aptos"/>
         </w:rPr>
@@ -2264,6 +2308,7 @@
     <w:p>
       <w:pPr>
         <w:pStyle w:val="ListBullet"/>
+        <w:bidi w:val="0"/>
       </w:pPr>
       <w:r>
         <w:t>Defined laboratory architecture</w:t>
@@ -2278,6 +2323,7 @@
     <w:p>
       <w:pPr>
         <w:pStyle w:val="ListBullet"/>
+        <w:bidi w:val="0"/>
       </w:pPr>
       <w:r>
         <w:t>Integrated execution of critical components</w:t>
@@ -2292,6 +2338,7 @@
     <w:p>
       <w:pPr>
         <w:pStyle w:val="ListBullet"/>
+        <w:bidi w:val="0"/>
       </w:pPr>
       <w:r>
         <w:t>Functional tests of normal and selected failure paths</w:t>
@@ -2306,6 +2353,7 @@
     <w:p>
       <w:pPr>
         <w:pStyle w:val="ListBullet"/>
+        <w:bidi w:val="0"/>
       </w:pPr>
       <w:r>
         <w:t>Recorded limitations and defect observations</w:t>
@@ -2320,29 +2368,66 @@
     <w:p>
       <w:pPr>
         <w:pStyle w:val="Heading1"/>
-        <w:jc w:val="right"/>
+        <w:bidi w:val="0"/>
         <w:rPr>
           <w:rFonts w:ascii="Aptos" w:hAnsi="Aptos"/>
         </w:rPr>
       </w:pPr>
       <w:bookmarkStart w:id="3" w:name="_Toc239067904"/>
+      <w:proofErr w:type="spellStart"/>
       <w:r>
         <w:rPr>
           <w:rFonts w:ascii="Aptos" w:hAnsi="Aptos"/>
         </w:rPr>
-        <w:t>Munazzim Evidence Currently Available</w:t>
+        <w:t>Munazzim</w:t>
+      </w:r>
+      <w:proofErr w:type="spellEnd"/>
+      <w:r>
+        <w:rPr>
+          <w:rFonts w:ascii="Aptos" w:hAnsi="Aptos"/>
+        </w:rPr>
+        <w:t xml:space="preserve"> Evidence Currently Available</w:t>
       </w:r>
       <w:bookmarkEnd w:id="3"/>
     </w:p>
     <w:p>
       <w:pPr>
-        <w:jc w:val="right"/>
-        <w:rPr>
-          <w:rtl/>
-        </w:rPr>
-      </w:pPr>
-      <w:r>
-        <w:t>Munazzim was demonstrated on Windows and in an Ubuntu laboratory. The Ubuntu stack included Next.js, Firestore Emulator, Firebase Auth Emulator, Ollama, and ngrok. Local and remote access were demonstrated. AI Assistant, AI Performance, emulator persistence, validation/sanitization, duplicate handling, and backup creation were functionally tested</w:t>
+        <w:bidi w:val="0"/>
+        <w:rPr>
+          <w:rtl/>
+        </w:rPr>
+      </w:pPr>
+      <w:proofErr w:type="spellStart"/>
+      <w:r>
+        <w:t>Munazzim</w:t>
+      </w:r>
+      <w:proofErr w:type="spellEnd"/>
+      <w:r>
+        <w:t xml:space="preserve"> was demonstrated on Windows and in an Ubuntu laboratory. The Ubuntu stack included Next.js, </w:t>
+      </w:r>
+      <w:proofErr w:type="spellStart"/>
+      <w:r>
+        <w:t>Firestore</w:t>
+      </w:r>
+      <w:proofErr w:type="spellEnd"/>
+      <w:r>
+        <w:t xml:space="preserve"> Emulator, Firebase Auth Emulator, </w:t>
+      </w:r>
+      <w:proofErr w:type="spellStart"/>
+      <w:r>
+        <w:t>Ollama</w:t>
+      </w:r>
+      <w:proofErr w:type="spellEnd"/>
+      <w:r>
+        <w:t xml:space="preserve">, and </w:t>
+      </w:r>
+      <w:proofErr w:type="spellStart"/>
+      <w:r>
+        <w:t>ngrok</w:t>
+      </w:r>
+      <w:proofErr w:type="spellEnd"/>
+      <w:r>
+        <w:t>. Local and remote access were demonstrated. AI Assistant, AI Performance, emulator persistence, validation/sanitization, duplicate handling, and backup creation were functionally tested</w:t>
       </w:r>
       <w:r>
         <w:rPr>
@@ -2354,7 +2439,7 @@
     <w:p>
       <w:pPr>
         <w:pStyle w:val="Heading1"/>
-        <w:jc w:val="right"/>
+        <w:bidi w:val="0"/>
         <w:rPr>
           <w:rFonts w:ascii="Aptos" w:hAnsi="Aptos"/>
         </w:rPr>
@@ -2370,13 +2455,29 @@
     </w:p>
     <w:p>
       <w:pPr>
-        <w:jc w:val="right"/>
-        <w:rPr>
-          <w:rtl/>
-        </w:rPr>
-      </w:pPr>
-      <w:r>
-        <w:t>The application integrates route handlers, Firebase Emulator connections, a central failover gateway, structured-output schemas, post-model sanitization, intent gating, duplicate checks, and explicit user confirmation. Primary sources are src/ai, src/app</w:t>
+        <w:bidi w:val="0"/>
+        <w:rPr>
+          <w:rtl/>
+        </w:rPr>
+      </w:pPr>
+      <w:r>
+        <w:t xml:space="preserve">The application integrates route handlers, Firebase Emulator connections, a central failover gateway, structured-output schemas, post-model sanitization, intent gating, duplicate checks, and explicit user confirmation. Primary sources are </w:t>
+      </w:r>
+      <w:proofErr w:type="spellStart"/>
+      <w:r>
+        <w:t>src</w:t>
+      </w:r>
+      <w:proofErr w:type="spellEnd"/>
+      <w:r>
+        <w:t xml:space="preserve">/ai, </w:t>
+      </w:r>
+      <w:proofErr w:type="spellStart"/>
+      <w:r>
+        <w:t>src</w:t>
+      </w:r>
+      <w:proofErr w:type="spellEnd"/>
+      <w:r>
+        <w:t>/app</w:t>
       </w:r>
       <w:r>
         <w:rPr>
@@ -2384,8 +2485,29 @@
         </w:rPr>
         <w:t>/</w:t>
       </w:r>
-      <w:r>
-        <w:t>api, src/lib/firebase.ts, and the operational shell scripts</w:t>
+      <w:proofErr w:type="spellStart"/>
+      <w:r>
+        <w:t>api</w:t>
+      </w:r>
+      <w:proofErr w:type="spellEnd"/>
+      <w:r>
+        <w:t xml:space="preserve">, </w:t>
+      </w:r>
+      <w:proofErr w:type="spellStart"/>
+      <w:r>
+        <w:t>src</w:t>
+      </w:r>
+      <w:proofErr w:type="spellEnd"/>
+      <w:r>
+        <w:t>/lib/</w:t>
+      </w:r>
+      <w:proofErr w:type="spellStart"/>
+      <w:r>
+        <w:t>firebase.ts</w:t>
+      </w:r>
+      <w:proofErr w:type="spellEnd"/>
+      <w:r>
+        <w:t>, and the operational shell scripts</w:t>
       </w:r>
       <w:r>
         <w:rPr>
@@ -2397,7 +2519,7 @@
     <w:p>
       <w:pPr>
         <w:pStyle w:val="Heading1"/>
-        <w:jc w:val="right"/>
+        <w:bidi w:val="0"/>
         <w:rPr>
           <w:rFonts w:ascii="Aptos" w:hAnsi="Aptos"/>
         </w:rPr>
@@ -2414,6 +2536,7 @@
     <w:p>
       <w:pPr>
         <w:pStyle w:val="ListBullet"/>
+        <w:bidi w:val="0"/>
       </w:pPr>
       <w:r>
         <w:t>AI Assistant was tested through the application</w:t>
@@ -2428,6 +2551,7 @@
     <w:p>
       <w:pPr>
         <w:pStyle w:val="ListBullet"/>
+        <w:bidi w:val="0"/>
       </w:pPr>
       <w:r>
         <w:t>AI Performance was tested multiple times and returned valid analysis plus three recommendations</w:t>
@@ -2442,9 +2566,18 @@
     <w:p>
       <w:pPr>
         <w:pStyle w:val="ListBullet"/>
-      </w:pPr>
-      <w:r>
-        <w:t>Task and appointment persistence were tested against Firestore Emulator</w:t>
+        <w:bidi w:val="0"/>
+      </w:pPr>
+      <w:r>
+        <w:t xml:space="preserve">Task and appointment persistence were tested against </w:t>
+      </w:r>
+      <w:proofErr w:type="spellStart"/>
+      <w:r>
+        <w:t>Firestore</w:t>
+      </w:r>
+      <w:proofErr w:type="spellEnd"/>
+      <w:r>
+        <w:t xml:space="preserve"> Emulator</w:t>
       </w:r>
       <w:r>
         <w:rPr>
@@ -2456,6 +2589,7 @@
     <w:p>
       <w:pPr>
         <w:pStyle w:val="ListBullet"/>
+        <w:bidi w:val="0"/>
       </w:pPr>
       <w:r>
         <w:t>Validation and sanitizer behavior were tested</w:t>
@@ -2470,6 +2604,7 @@
     <w:p>
       <w:pPr>
         <w:pStyle w:val="ListBullet"/>
+        <w:bidi w:val="0"/>
       </w:pPr>
       <w:r>
         <w:t>Exact duplicate/idempotency behavior was tested for represented cases</w:t>
@@ -2484,6 +2619,7 @@
     <w:p>
       <w:pPr>
         <w:pStyle w:val="ListBullet"/>
+        <w:bidi w:val="0"/>
       </w:pPr>
       <w:r>
         <w:t>Backup creation was tested; restore was not</w:t>
@@ -2498,7 +2634,7 @@
     <w:p>
       <w:pPr>
         <w:pStyle w:val="Heading1"/>
-        <w:jc w:val="right"/>
+        <w:bidi w:val="0"/>
         <w:rPr>
           <w:rFonts w:ascii="Aptos" w:hAnsi="Aptos"/>
         </w:rPr>
@@ -2514,13 +2650,29 @@
     </w:p>
     <w:p>
       <w:pPr>
-        <w:jc w:val="right"/>
-        <w:rPr>
-          <w:rtl/>
-        </w:rPr>
-      </w:pPr>
-      <w:r>
-        <w:t>The application, Next.js, Firestore Emulator, and Auth Emulator were demonstrated locally on Windows. Ollama fallback was used for an AI request when the Qwen laboratory IP was unreachable from that host. This is valid local laboratory evidence and identifies a network-boundary limitation</w:t>
+        <w:bidi w:val="0"/>
+        <w:rPr>
+          <w:rtl/>
+        </w:rPr>
+      </w:pPr>
+      <w:r>
+        <w:t xml:space="preserve">The application, Next.js, </w:t>
+      </w:r>
+      <w:proofErr w:type="spellStart"/>
+      <w:r>
+        <w:t>Firestore</w:t>
+      </w:r>
+      <w:proofErr w:type="spellEnd"/>
+      <w:r>
+        <w:t xml:space="preserve"> Emulator, and Auth Emulator were demonstrated locally on Windows. </w:t>
+      </w:r>
+      <w:proofErr w:type="spellStart"/>
+      <w:r>
+        <w:t>Ollama</w:t>
+      </w:r>
+      <w:proofErr w:type="spellEnd"/>
+      <w:r>
+        <w:t xml:space="preserve"> fallback was used for an AI request when the Qwen laboratory IP was unreachable from that host. This is valid local laboratory evidence and identifies a network-boundary limitation</w:t>
       </w:r>
       <w:r>
         <w:rPr>
@@ -2532,7 +2684,7 @@
     <w:p>
       <w:pPr>
         <w:pStyle w:val="Heading1"/>
-        <w:jc w:val="right"/>
+        <w:bidi w:val="0"/>
         <w:rPr>
           <w:rFonts w:ascii="Aptos" w:hAnsi="Aptos"/>
         </w:rPr>
@@ -2549,13 +2701,29 @@
     </w:p>
     <w:p>
       <w:pPr>
-        <w:jc w:val="right"/>
-        <w:rPr>
-          <w:rtl/>
-        </w:rPr>
-      </w:pPr>
-      <w:r>
-        <w:t>The integrated stack ran on Ubuntu with Next.js, both Firebase emulators, Ollama, and ngrok. The application was reached locally and remotely, showing that browser-to-Next.js-to-local-service routing operated in the laboratory topology</w:t>
+        <w:bidi w:val="0"/>
+        <w:rPr>
+          <w:rtl/>
+        </w:rPr>
+      </w:pPr>
+      <w:r>
+        <w:t xml:space="preserve">The integrated stack ran on Ubuntu with Next.js, both Firebase emulators, </w:t>
+      </w:r>
+      <w:proofErr w:type="spellStart"/>
+      <w:r>
+        <w:t>Ollama</w:t>
+      </w:r>
+      <w:proofErr w:type="spellEnd"/>
+      <w:r>
+        <w:t xml:space="preserve">, and </w:t>
+      </w:r>
+      <w:proofErr w:type="spellStart"/>
+      <w:r>
+        <w:t>ngrok</w:t>
+      </w:r>
+      <w:proofErr w:type="spellEnd"/>
+      <w:r>
+        <w:t>. The application was reached locally and remotely, showing that browser-to-Next.js-to-local-service routing operated in the laboratory topology</w:t>
       </w:r>
       <w:r>
         <w:rPr>
@@ -2567,7 +2735,7 @@
     <w:p>
       <w:pPr>
         <w:pStyle w:val="Heading1"/>
-        <w:jc w:val="right"/>
+        <w:bidi w:val="0"/>
         <w:rPr>
           <w:rFonts w:ascii="Aptos" w:hAnsi="Aptos"/>
         </w:rPr>
@@ -2583,20 +2751,41 @@
     </w:p>
     <w:p>
       <w:pPr>
-        <w:jc w:val="right"/>
-        <w:rPr>
-          <w:rtl/>
-        </w:rPr>
-      </w:pPr>
-      <w:r>
-        <w:t>Application workflows exercised Ollama. Qwen connectivity and direct inference were demonstrated from Ubuntu. Thinking-enabled behavior was diagnosed, and enable_thinking:false produced valid final content. No final application-level Qwen success artifact</w:t>
-      </w:r>
-      <w:r>
-        <w:rPr>
-          <w:rtl/>
-        </w:rPr>
+        <w:bidi w:val="0"/>
+        <w:rPr>
+          <w:rtl/>
+        </w:rPr>
+      </w:pPr>
+      <w:r>
+        <w:t xml:space="preserve">Application workflows exercised Ollama. Qwen connectivity and direct inference were demonstrated from Ubuntu. Thinking-enabled behavior was </w:t>
+      </w:r>
+      <w:proofErr w:type="gramStart"/>
+      <w:r>
+        <w:t>diagnosed, and</w:t>
+      </w:r>
+      <w:proofErr w:type="gramEnd"/>
+      <w:r>
         <w:t xml:space="preserve"> </w:t>
       </w:r>
+      <w:proofErr w:type="spellStart"/>
+      <w:r>
+        <w:t>enable_</w:t>
+      </w:r>
+      <w:proofErr w:type="gramStart"/>
+      <w:r>
+        <w:t>thinking:false</w:t>
+      </w:r>
+      <w:proofErr w:type="spellEnd"/>
+      <w:proofErr w:type="gramEnd"/>
+      <w:r>
+        <w:t xml:space="preserve"> produced valid final content. No final application-level Qwen success artifact</w:t>
+      </w:r>
+      <w:r>
+        <w:rPr>
+          <w:rtl/>
+        </w:rPr>
+        <w:t xml:space="preserve"> </w:t>
+      </w:r>
       <w:r>
         <w:t>is available, so that narrower claim remains NOT VERIFIED</w:t>
       </w:r>
@@ -2610,7 +2799,7 @@
     <w:p>
       <w:pPr>
         <w:pStyle w:val="Heading1"/>
-        <w:jc w:val="right"/>
+        <w:bidi w:val="0"/>
         <w:rPr>
           <w:rFonts w:ascii="Aptos" w:hAnsi="Aptos"/>
         </w:rPr>
@@ -2626,13 +2815,29 @@
     </w:p>
     <w:p>
       <w:pPr>
-        <w:jc w:val="right"/>
-        <w:rPr>
-          <w:rtl/>
-        </w:rPr>
-      </w:pPr>
-      <w:r>
-        <w:t>Runtime demonstrations support laboratory integration. Source also provides service orchestration, emulator export, backup, ngrok, Docker, and App Hosting configuration. Nginx, production Firestore, production hosting, clean-host reproducibility, and sustained operation remain NOT VERIFIED</w:t>
+        <w:bidi w:val="0"/>
+        <w:rPr>
+          <w:rtl/>
+        </w:rPr>
+      </w:pPr>
+      <w:r>
+        <w:t xml:space="preserve">Runtime demonstrations support laboratory integration. Source also provides service orchestration, emulator export, backup, </w:t>
+      </w:r>
+      <w:proofErr w:type="spellStart"/>
+      <w:r>
+        <w:t>ngrok</w:t>
+      </w:r>
+      <w:proofErr w:type="spellEnd"/>
+      <w:r>
+        <w:t xml:space="preserve">, Docker, and App Hosting configuration. Nginx, production </w:t>
+      </w:r>
+      <w:proofErr w:type="spellStart"/>
+      <w:r>
+        <w:t>Firestore</w:t>
+      </w:r>
+      <w:proofErr w:type="spellEnd"/>
+      <w:r>
+        <w:t>, production hosting, clean-host reproducibility, and sustained operation remain NOT VERIFIED</w:t>
       </w:r>
       <w:r>
         <w:rPr>
@@ -2644,7 +2849,7 @@
     <w:p>
       <w:pPr>
         <w:pStyle w:val="Heading1"/>
-        <w:jc w:val="right"/>
+        <w:bidi w:val="0"/>
         <w:rPr>
           <w:rFonts w:ascii="Aptos" w:hAnsi="Aptos"/>
         </w:rPr>
@@ -2660,13 +2865,29 @@
     </w:p>
     <w:p>
       <w:pPr>
-        <w:jc w:val="right"/>
-        <w:rPr>
-          <w:rtl/>
-        </w:rPr>
-      </w:pPr>
-      <w:r>
-        <w:t>Server routes ignore submitted user identity and enforce ownership against a server-selected ID. Ngrok startup requires basic authentication. Real authentication is absent, emulator ports bind to all interfaces, and no repository Firestore Security Rules</w:t>
+        <w:bidi w:val="0"/>
+        <w:rPr>
+          <w:rtl/>
+        </w:rPr>
+      </w:pPr>
+      <w:r>
+        <w:t xml:space="preserve">Server routes ignore submitted user identity and enforce ownership against a server-selected ID. </w:t>
+      </w:r>
+      <w:proofErr w:type="spellStart"/>
+      <w:r>
+        <w:t>Ngrok</w:t>
+      </w:r>
+      <w:proofErr w:type="spellEnd"/>
+      <w:r>
+        <w:t xml:space="preserve"> startup requires basic authentication. Real authentication is absent, emulator ports bind to all interfaces, and no repository </w:t>
+      </w:r>
+      <w:proofErr w:type="spellStart"/>
+      <w:r>
+        <w:t>Firestore</w:t>
+      </w:r>
+      <w:proofErr w:type="spellEnd"/>
+      <w:r>
+        <w:t xml:space="preserve"> Security Rules</w:t>
       </w:r>
       <w:r>
         <w:rPr>
@@ -2687,7 +2908,7 @@
     <w:p>
       <w:pPr>
         <w:pStyle w:val="Heading1"/>
-        <w:jc w:val="right"/>
+        <w:bidi w:val="0"/>
         <w:rPr>
           <w:rFonts w:ascii="Aptos" w:hAnsi="Aptos"/>
         </w:rPr>
@@ -2727,6 +2948,8 @@
           </w:tcPr>
           <w:p>
             <w:pPr>
+              <w:bidi w:val="0"/>
+              <w:jc w:val="center"/>
               <w:rPr>
                 <w:b w:val="0"/>
                 <w:sz w:val="17"/>
@@ -2748,6 +2971,8 @@
           </w:tcPr>
           <w:p>
             <w:pPr>
+              <w:bidi w:val="0"/>
+              <w:jc w:val="center"/>
               <w:cnfStyle w:val="100000000000" w:firstRow="1" w:lastRow="0" w:firstColumn="0" w:lastColumn="0" w:oddVBand="0" w:evenVBand="0" w:oddHBand="0" w:evenHBand="0" w:firstRowFirstColumn="0" w:firstRowLastColumn="0" w:lastRowFirstColumn="0" w:lastRowLastColumn="0"/>
               <w:rPr>
                 <w:b w:val="0"/>
@@ -2770,6 +2995,8 @@
           </w:tcPr>
           <w:p>
             <w:pPr>
+              <w:bidi w:val="0"/>
+              <w:jc w:val="center"/>
               <w:cnfStyle w:val="100000000000" w:firstRow="1" w:lastRow="0" w:firstColumn="0" w:lastColumn="0" w:oddVBand="0" w:evenVBand="0" w:oddHBand="0" w:evenHBand="0" w:firstRowFirstColumn="0" w:firstRowLastColumn="0" w:lastRowFirstColumn="0" w:lastRowLastColumn="0"/>
               <w:rPr>
                 <w:b w:val="0"/>
@@ -2792,6 +3019,8 @@
           </w:tcPr>
           <w:p>
             <w:pPr>
+              <w:bidi w:val="0"/>
+              <w:jc w:val="center"/>
               <w:cnfStyle w:val="100000000000" w:firstRow="1" w:lastRow="0" w:firstColumn="0" w:lastColumn="0" w:oddVBand="0" w:evenVBand="0" w:oddHBand="0" w:evenHBand="0" w:firstRowFirstColumn="0" w:firstRowLastColumn="0" w:lastRowFirstColumn="0" w:lastRowLastColumn="0"/>
               <w:rPr>
                 <w:b w:val="0"/>
@@ -2814,6 +3043,8 @@
           </w:tcPr>
           <w:p>
             <w:pPr>
+              <w:bidi w:val="0"/>
+              <w:jc w:val="center"/>
               <w:cnfStyle w:val="100000000000" w:firstRow="1" w:lastRow="0" w:firstColumn="0" w:lastColumn="0" w:oddVBand="0" w:evenVBand="0" w:oddHBand="0" w:evenHBand="0" w:firstRowFirstColumn="0" w:firstRowLastColumn="0" w:lastRowFirstColumn="0" w:lastRowLastColumn="0"/>
               <w:rPr>
                 <w:b w:val="0"/>
@@ -2842,6 +3073,8 @@
           </w:tcPr>
           <w:p>
             <w:pPr>
+              <w:bidi w:val="0"/>
+              <w:jc w:val="center"/>
               <w:rPr>
                 <w:sz w:val="17"/>
                 <w:rtl/>
@@ -2861,6 +3094,8 @@
           </w:tcPr>
           <w:p>
             <w:pPr>
+              <w:bidi w:val="0"/>
+              <w:jc w:val="center"/>
               <w:cnfStyle w:val="000000100000" w:firstRow="0" w:lastRow="0" w:firstColumn="0" w:lastColumn="0" w:oddVBand="0" w:evenVBand="0" w:oddHBand="1" w:evenHBand="0" w:firstRowFirstColumn="0" w:firstRowLastColumn="0" w:lastRowFirstColumn="0" w:lastRowLastColumn="0"/>
               <w:rPr>
                 <w:sz w:val="17"/>
@@ -2871,8 +3106,30 @@
               <w:rPr>
                 <w:sz w:val="17"/>
               </w:rPr>
-              <w:t>Next.js, emulators, Ollama, ngrok</w:t>
+              <w:t xml:space="preserve">Next.js, emulators, </w:t>
             </w:r>
+            <w:proofErr w:type="spellStart"/>
+            <w:r>
+              <w:rPr>
+                <w:sz w:val="17"/>
+              </w:rPr>
+              <w:t>Ollama</w:t>
+            </w:r>
+            <w:proofErr w:type="spellEnd"/>
+            <w:r>
+              <w:rPr>
+                <w:sz w:val="17"/>
+              </w:rPr>
+              <w:t xml:space="preserve">, </w:t>
+            </w:r>
+            <w:proofErr w:type="spellStart"/>
+            <w:r>
+              <w:rPr>
+                <w:sz w:val="17"/>
+              </w:rPr>
+              <w:t>ngrok</w:t>
+            </w:r>
+            <w:proofErr w:type="spellEnd"/>
           </w:p>
         </w:tc>
         <w:tc>
@@ -2881,6 +3138,8 @@
           </w:tcPr>
           <w:p>
             <w:pPr>
+              <w:bidi w:val="0"/>
+              <w:jc w:val="center"/>
               <w:cnfStyle w:val="000000100000" w:firstRow="0" w:lastRow="0" w:firstColumn="0" w:lastColumn="0" w:oddVBand="0" w:evenVBand="0" w:oddHBand="1" w:evenHBand="0" w:firstRowFirstColumn="0" w:firstRowLastColumn="0" w:lastRowFirstColumn="0" w:lastRowLastColumn="0"/>
               <w:rPr>
                 <w:sz w:val="17"/>
@@ -2901,6 +3160,8 @@
           </w:tcPr>
           <w:p>
             <w:pPr>
+              <w:bidi w:val="0"/>
+              <w:jc w:val="center"/>
               <w:cnfStyle w:val="000000100000" w:firstRow="0" w:lastRow="0" w:firstColumn="0" w:lastColumn="0" w:oddVBand="0" w:evenVBand="0" w:oddHBand="1" w:evenHBand="0" w:firstRowFirstColumn="0" w:firstRowLastColumn="0" w:lastRowFirstColumn="0" w:lastRowLastColumn="0"/>
               <w:rPr>
                 <w:sz w:val="17"/>
@@ -2921,6 +3182,8 @@
           </w:tcPr>
           <w:p>
             <w:pPr>
+              <w:bidi w:val="0"/>
+              <w:jc w:val="center"/>
               <w:cnfStyle w:val="000000100000" w:firstRow="0" w:lastRow="0" w:firstColumn="0" w:lastColumn="0" w:oddVBand="0" w:evenVBand="0" w:oddHBand="1" w:evenHBand="0" w:firstRowFirstColumn="0" w:firstRowLastColumn="0" w:lastRowFirstColumn="0" w:lastRowLastColumn="0"/>
               <w:rPr>
                 <w:sz w:val="17"/>
@@ -2944,6 +3207,8 @@
           </w:tcPr>
           <w:p>
             <w:pPr>
+              <w:bidi w:val="0"/>
+              <w:jc w:val="center"/>
               <w:rPr>
                 <w:sz w:val="17"/>
                 <w:rtl/>
@@ -2963,6 +3228,8 @@
           </w:tcPr>
           <w:p>
             <w:pPr>
+              <w:bidi w:val="0"/>
+              <w:jc w:val="center"/>
               <w:cnfStyle w:val="000000000000" w:firstRow="0" w:lastRow="0" w:firstColumn="0" w:lastColumn="0" w:oddVBand="0" w:evenVBand="0" w:oddHBand="0" w:evenHBand="0" w:firstRowFirstColumn="0" w:firstRowLastColumn="0" w:lastRowFirstColumn="0" w:lastRowLastColumn="0"/>
               <w:rPr>
                 <w:sz w:val="17"/>
@@ -2983,6 +3250,8 @@
           </w:tcPr>
           <w:p>
             <w:pPr>
+              <w:bidi w:val="0"/>
+              <w:jc w:val="center"/>
               <w:cnfStyle w:val="000000000000" w:firstRow="0" w:lastRow="0" w:firstColumn="0" w:lastColumn="0" w:oddVBand="0" w:evenVBand="0" w:oddHBand="0" w:evenHBand="0" w:firstRowFirstColumn="0" w:firstRowLastColumn="0" w:lastRowFirstColumn="0" w:lastRowLastColumn="0"/>
               <w:rPr>
                 <w:sz w:val="17"/>
@@ -3003,6 +3272,8 @@
           </w:tcPr>
           <w:p>
             <w:pPr>
+              <w:bidi w:val="0"/>
+              <w:jc w:val="center"/>
               <w:cnfStyle w:val="000000000000" w:firstRow="0" w:lastRow="0" w:firstColumn="0" w:lastColumn="0" w:oddVBand="0" w:evenVBand="0" w:oddHBand="0" w:evenHBand="0" w:firstRowFirstColumn="0" w:firstRowLastColumn="0" w:lastRowFirstColumn="0" w:lastRowLastColumn="0"/>
               <w:rPr>
                 <w:sz w:val="17"/>
@@ -3023,6 +3294,8 @@
           </w:tcPr>
           <w:p>
             <w:pPr>
+              <w:bidi w:val="0"/>
+              <w:jc w:val="center"/>
               <w:cnfStyle w:val="000000000000" w:firstRow="0" w:lastRow="0" w:firstColumn="0" w:lastColumn="0" w:oddVBand="0" w:evenVBand="0" w:oddHBand="0" w:evenHBand="0" w:firstRowFirstColumn="0" w:firstRowLastColumn="0" w:lastRowFirstColumn="0" w:lastRowLastColumn="0"/>
               <w:rPr>
                 <w:sz w:val="17"/>
@@ -3049,6 +3322,8 @@
           </w:tcPr>
           <w:p>
             <w:pPr>
+              <w:bidi w:val="0"/>
+              <w:jc w:val="center"/>
               <w:rPr>
                 <w:sz w:val="17"/>
                 <w:rtl/>
@@ -3068,6 +3343,8 @@
           </w:tcPr>
           <w:p>
             <w:pPr>
+              <w:bidi w:val="0"/>
+              <w:jc w:val="center"/>
               <w:cnfStyle w:val="000000100000" w:firstRow="0" w:lastRow="0" w:firstColumn="0" w:lastColumn="0" w:oddVBand="0" w:evenVBand="0" w:oddHBand="1" w:evenHBand="0" w:firstRowFirstColumn="0" w:firstRowLastColumn="0" w:lastRowFirstColumn="0" w:lastRowLastColumn="0"/>
               <w:rPr>
                 <w:sz w:val="17"/>
@@ -3088,6 +3365,8 @@
           </w:tcPr>
           <w:p>
             <w:pPr>
+              <w:bidi w:val="0"/>
+              <w:jc w:val="center"/>
               <w:cnfStyle w:val="000000100000" w:firstRow="0" w:lastRow="0" w:firstColumn="0" w:lastColumn="0" w:oddVBand="0" w:evenVBand="0" w:oddHBand="1" w:evenHBand="0" w:firstRowFirstColumn="0" w:firstRowLastColumn="0" w:lastRowFirstColumn="0" w:lastRowLastColumn="0"/>
               <w:rPr>
                 <w:sz w:val="17"/>
@@ -3108,6 +3387,8 @@
           </w:tcPr>
           <w:p>
             <w:pPr>
+              <w:bidi w:val="0"/>
+              <w:jc w:val="center"/>
               <w:cnfStyle w:val="000000100000" w:firstRow="0" w:lastRow="0" w:firstColumn="0" w:lastColumn="0" w:oddVBand="0" w:evenVBand="0" w:oddHBand="1" w:evenHBand="0" w:firstRowFirstColumn="0" w:firstRowLastColumn="0" w:lastRowFirstColumn="0" w:lastRowLastColumn="0"/>
               <w:rPr>
                 <w:sz w:val="17"/>
@@ -3128,6 +3409,8 @@
           </w:tcPr>
           <w:p>
             <w:pPr>
+              <w:bidi w:val="0"/>
+              <w:jc w:val="center"/>
               <w:cnfStyle w:val="000000100000" w:firstRow="0" w:lastRow="0" w:firstColumn="0" w:lastColumn="0" w:oddVBand="0" w:evenVBand="0" w:oddHBand="1" w:evenHBand="0" w:firstRowFirstColumn="0" w:firstRowLastColumn="0" w:lastRowFirstColumn="0" w:lastRowLastColumn="0"/>
               <w:rPr>
                 <w:sz w:val="17"/>
@@ -3151,6 +3434,8 @@
           </w:tcPr>
           <w:p>
             <w:pPr>
+              <w:bidi w:val="0"/>
+              <w:jc w:val="center"/>
               <w:rPr>
                 <w:sz w:val="17"/>
                 <w:rtl/>
@@ -3170,6 +3455,8 @@
           </w:tcPr>
           <w:p>
             <w:pPr>
+              <w:bidi w:val="0"/>
+              <w:jc w:val="center"/>
               <w:cnfStyle w:val="000000000000" w:firstRow="0" w:lastRow="0" w:firstColumn="0" w:lastColumn="0" w:oddVBand="0" w:evenVBand="0" w:oddHBand="0" w:evenHBand="0" w:firstRowFirstColumn="0" w:firstRowLastColumn="0" w:lastRowFirstColumn="0" w:lastRowLastColumn="0"/>
               <w:rPr>
                 <w:sz w:val="17"/>
@@ -3190,6 +3477,8 @@
           </w:tcPr>
           <w:p>
             <w:pPr>
+              <w:bidi w:val="0"/>
+              <w:jc w:val="center"/>
               <w:cnfStyle w:val="000000000000" w:firstRow="0" w:lastRow="0" w:firstColumn="0" w:lastColumn="0" w:oddVBand="0" w:evenVBand="0" w:oddHBand="0" w:evenHBand="0" w:firstRowFirstColumn="0" w:firstRowLastColumn="0" w:lastRowFirstColumn="0" w:lastRowLastColumn="0"/>
               <w:rPr>
                 <w:sz w:val="17"/>
@@ -3210,6 +3499,8 @@
           </w:tcPr>
           <w:p>
             <w:pPr>
+              <w:bidi w:val="0"/>
+              <w:jc w:val="center"/>
               <w:cnfStyle w:val="000000000000" w:firstRow="0" w:lastRow="0" w:firstColumn="0" w:lastColumn="0" w:oddVBand="0" w:evenVBand="0" w:oddHBand="0" w:evenHBand="0" w:firstRowFirstColumn="0" w:firstRowLastColumn="0" w:lastRowFirstColumn="0" w:lastRowLastColumn="0"/>
               <w:rPr>
                 <w:sz w:val="17"/>
@@ -3230,6 +3521,8 @@
           </w:tcPr>
           <w:p>
             <w:pPr>
+              <w:bidi w:val="0"/>
+              <w:jc w:val="center"/>
               <w:cnfStyle w:val="000000000000" w:firstRow="0" w:lastRow="0" w:firstColumn="0" w:lastColumn="0" w:oddVBand="0" w:evenVBand="0" w:oddHBand="0" w:evenHBand="0" w:firstRowFirstColumn="0" w:firstRowLastColumn="0" w:lastRowFirstColumn="0" w:lastRowLastColumn="0"/>
               <w:rPr>
                 <w:sz w:val="17"/>
@@ -3256,6 +3549,8 @@
           </w:tcPr>
           <w:p>
             <w:pPr>
+              <w:bidi w:val="0"/>
+              <w:jc w:val="center"/>
               <w:rPr>
                 <w:sz w:val="17"/>
                 <w:rtl/>
@@ -3275,6 +3570,8 @@
           </w:tcPr>
           <w:p>
             <w:pPr>
+              <w:bidi w:val="0"/>
+              <w:jc w:val="center"/>
               <w:cnfStyle w:val="000000100000" w:firstRow="0" w:lastRow="0" w:firstColumn="0" w:lastColumn="0" w:oddVBand="0" w:evenVBand="0" w:oddHBand="1" w:evenHBand="0" w:firstRowFirstColumn="0" w:firstRowLastColumn="0" w:lastRowFirstColumn="0" w:lastRowLastColumn="0"/>
               <w:rPr>
                 <w:sz w:val="17"/>
@@ -3295,6 +3592,8 @@
           </w:tcPr>
           <w:p>
             <w:pPr>
+              <w:bidi w:val="0"/>
+              <w:jc w:val="center"/>
               <w:cnfStyle w:val="000000100000" w:firstRow="0" w:lastRow="0" w:firstColumn="0" w:lastColumn="0" w:oddVBand="0" w:evenVBand="0" w:oddHBand="1" w:evenHBand="0" w:firstRowFirstColumn="0" w:firstRowLastColumn="0" w:lastRowFirstColumn="0" w:lastRowLastColumn="0"/>
               <w:rPr>
                 <w:sz w:val="17"/>
@@ -3315,6 +3614,8 @@
           </w:tcPr>
           <w:p>
             <w:pPr>
+              <w:bidi w:val="0"/>
+              <w:jc w:val="center"/>
               <w:cnfStyle w:val="000000100000" w:firstRow="0" w:lastRow="0" w:firstColumn="0" w:lastColumn="0" w:oddVBand="0" w:evenVBand="0" w:oddHBand="1" w:evenHBand="0" w:firstRowFirstColumn="0" w:firstRowLastColumn="0" w:lastRowFirstColumn="0" w:lastRowLastColumn="0"/>
               <w:rPr>
                 <w:sz w:val="17"/>
@@ -3335,6 +3636,8 @@
           </w:tcPr>
           <w:p>
             <w:pPr>
+              <w:bidi w:val="0"/>
+              <w:jc w:val="center"/>
               <w:cnfStyle w:val="000000100000" w:firstRow="0" w:lastRow="0" w:firstColumn="0" w:lastColumn="0" w:oddVBand="0" w:evenVBand="0" w:oddHBand="1" w:evenHBand="0" w:firstRowFirstColumn="0" w:firstRowLastColumn="0" w:lastRowFirstColumn="0" w:lastRowLastColumn="0"/>
               <w:rPr>
                 <w:sz w:val="17"/>
@@ -3358,6 +3661,8 @@
           </w:tcPr>
           <w:p>
             <w:pPr>
+              <w:bidi w:val="0"/>
+              <w:jc w:val="center"/>
               <w:rPr>
                 <w:sz w:val="17"/>
                 <w:rtl/>
@@ -3377,6 +3682,8 @@
           </w:tcPr>
           <w:p>
             <w:pPr>
+              <w:bidi w:val="0"/>
+              <w:jc w:val="center"/>
               <w:cnfStyle w:val="000000000000" w:firstRow="0" w:lastRow="0" w:firstColumn="0" w:lastColumn="0" w:oddVBand="0" w:evenVBand="0" w:oddHBand="0" w:evenHBand="0" w:firstRowFirstColumn="0" w:firstRowLastColumn="0" w:lastRowFirstColumn="0" w:lastRowLastColumn="0"/>
               <w:rPr>
                 <w:sz w:val="17"/>
@@ -3397,6 +3704,8 @@
           </w:tcPr>
           <w:p>
             <w:pPr>
+              <w:bidi w:val="0"/>
+              <w:jc w:val="center"/>
               <w:cnfStyle w:val="000000000000" w:firstRow="0" w:lastRow="0" w:firstColumn="0" w:lastColumn="0" w:oddVBand="0" w:evenVBand="0" w:oddHBand="0" w:evenHBand="0" w:firstRowFirstColumn="0" w:firstRowLastColumn="0" w:lastRowFirstColumn="0" w:lastRowLastColumn="0"/>
               <w:rPr>
                 <w:sz w:val="17"/>
@@ -3417,6 +3726,8 @@
           </w:tcPr>
           <w:p>
             <w:pPr>
+              <w:bidi w:val="0"/>
+              <w:jc w:val="center"/>
               <w:cnfStyle w:val="000000000000" w:firstRow="0" w:lastRow="0" w:firstColumn="0" w:lastColumn="0" w:oddVBand="0" w:evenVBand="0" w:oddHBand="0" w:evenHBand="0" w:firstRowFirstColumn="0" w:firstRowLastColumn="0" w:lastRowFirstColumn="0" w:lastRowLastColumn="0"/>
               <w:rPr>
                 <w:sz w:val="17"/>
@@ -3437,6 +3748,8 @@
           </w:tcPr>
           <w:p>
             <w:pPr>
+              <w:bidi w:val="0"/>
+              <w:jc w:val="center"/>
               <w:cnfStyle w:val="000000000000" w:firstRow="0" w:lastRow="0" w:firstColumn="0" w:lastColumn="0" w:oddVBand="0" w:evenVBand="0" w:oddHBand="0" w:evenHBand="0" w:firstRowFirstColumn="0" w:firstRowLastColumn="0" w:lastRowFirstColumn="0" w:lastRowLastColumn="0"/>
               <w:rPr>
                 <w:sz w:val="17"/>
@@ -3463,6 +3776,8 @@
           </w:tcPr>
           <w:p>
             <w:pPr>
+              <w:bidi w:val="0"/>
+              <w:jc w:val="center"/>
               <w:rPr>
                 <w:sz w:val="17"/>
                 <w:rtl/>
@@ -3482,6 +3797,8 @@
           </w:tcPr>
           <w:p>
             <w:pPr>
+              <w:bidi w:val="0"/>
+              <w:jc w:val="center"/>
               <w:cnfStyle w:val="000000100000" w:firstRow="0" w:lastRow="0" w:firstColumn="0" w:lastColumn="0" w:oddVBand="0" w:evenVBand="0" w:oddHBand="1" w:evenHBand="0" w:firstRowFirstColumn="0" w:firstRowLastColumn="0" w:lastRowFirstColumn="0" w:lastRowLastColumn="0"/>
               <w:rPr>
                 <w:sz w:val="17"/>
@@ -3502,6 +3819,8 @@
           </w:tcPr>
           <w:p>
             <w:pPr>
+              <w:bidi w:val="0"/>
+              <w:jc w:val="center"/>
               <w:cnfStyle w:val="000000100000" w:firstRow="0" w:lastRow="0" w:firstColumn="0" w:lastColumn="0" w:oddVBand="0" w:evenVBand="0" w:oddHBand="1" w:evenHBand="0" w:firstRowFirstColumn="0" w:firstRowLastColumn="0" w:lastRowFirstColumn="0" w:lastRowLastColumn="0"/>
               <w:rPr>
                 <w:sz w:val="17"/>
@@ -3522,6 +3841,8 @@
           </w:tcPr>
           <w:p>
             <w:pPr>
+              <w:bidi w:val="0"/>
+              <w:jc w:val="center"/>
               <w:cnfStyle w:val="000000100000" w:firstRow="0" w:lastRow="0" w:firstColumn="0" w:lastColumn="0" w:oddVBand="0" w:evenVBand="0" w:oddHBand="1" w:evenHBand="0" w:firstRowFirstColumn="0" w:firstRowLastColumn="0" w:lastRowFirstColumn="0" w:lastRowLastColumn="0"/>
               <w:rPr>
                 <w:sz w:val="17"/>
@@ -3542,6 +3863,8 @@
           </w:tcPr>
           <w:p>
             <w:pPr>
+              <w:bidi w:val="0"/>
+              <w:jc w:val="center"/>
               <w:cnfStyle w:val="000000100000" w:firstRow="0" w:lastRow="0" w:firstColumn="0" w:lastColumn="0" w:oddVBand="0" w:evenVBand="0" w:oddHBand="1" w:evenHBand="0" w:firstRowFirstColumn="0" w:firstRowLastColumn="0" w:lastRowFirstColumn="0" w:lastRowLastColumn="0"/>
               <w:rPr>
                 <w:sz w:val="17"/>
@@ -3560,6 +3883,7 @@
     </w:tbl>
     <w:p>
       <w:pPr>
+        <w:bidi w:val="0"/>
         <w:rPr>
           <w:rtl/>
         </w:rPr>
@@ -3568,7 +3892,7 @@
     <w:p>
       <w:pPr>
         <w:pStyle w:val="Heading1"/>
-        <w:jc w:val="right"/>
+        <w:bidi w:val="0"/>
         <w:rPr>
           <w:rFonts w:ascii="Aptos" w:hAnsi="Aptos"/>
         </w:rPr>
@@ -3584,7 +3908,7 @@
     </w:p>
     <w:p>
       <w:pPr>
-        <w:jc w:val="right"/>
+        <w:bidi w:val="0"/>
         <w:rPr>
           <w:rtl/>
         </w:rPr>
@@ -3602,7 +3926,7 @@
     <w:p>
       <w:pPr>
         <w:pStyle w:val="Heading1"/>
-        <w:jc w:val="right"/>
+        <w:bidi w:val="0"/>
         <w:rPr>
           <w:rFonts w:ascii="Aptos" w:hAnsi="Aptos"/>
         </w:rPr>
@@ -3619,7 +3943,7 @@
     </w:p>
     <w:p>
       <w:pPr>
-        <w:jc w:val="right"/>
+        <w:bidi w:val="0"/>
         <w:rPr>
           <w:rtl/>
         </w:rPr>
@@ -3637,7 +3961,7 @@
     <w:p>
       <w:pPr>
         <w:pStyle w:val="Heading1"/>
-        <w:jc w:val="right"/>
+        <w:bidi w:val="0"/>
         <w:rPr>
           <w:rFonts w:ascii="Aptos" w:hAnsi="Aptos"/>
         </w:rPr>
@@ -3654,6 +3978,7 @@
     <w:p>
       <w:pPr>
         <w:pStyle w:val="ListBullet"/>
+        <w:bidi w:val="0"/>
       </w:pPr>
       <w:r>
         <w:t>Full application-level Qwen execution</w:t>
@@ -3668,9 +3993,15 @@
     <w:p>
       <w:pPr>
         <w:pStyle w:val="ListBullet"/>
-      </w:pPr>
-      <w:r>
-        <w:t>Backup restore and disaster recovery</w:t>
+        <w:bidi w:val="0"/>
+      </w:pPr>
+      <w:proofErr w:type="gramStart"/>
+      <w:r>
+        <w:t>Backup</w:t>
+      </w:r>
+      <w:proofErr w:type="gramEnd"/>
+      <w:r>
+        <w:t xml:space="preserve"> restore and disaster recovery</w:t>
       </w:r>
       <w:r>
         <w:rPr>
@@ -3682,6 +4013,7 @@
     <w:p>
       <w:pPr>
         <w:pStyle w:val="ListBullet"/>
+        <w:bidi w:val="0"/>
       </w:pPr>
       <w:r>
         <w:t>Automated clean-environment reproducibility</w:t>
@@ -3696,6 +4028,7 @@
     <w:p>
       <w:pPr>
         <w:pStyle w:val="ListBullet"/>
+        <w:bidi w:val="0"/>
       </w:pPr>
       <w:r>
         <w:t>Nginx and production service topology</w:t>
@@ -3710,9 +4043,18 @@
     <w:p>
       <w:pPr>
         <w:pStyle w:val="ListBullet"/>
-      </w:pPr>
-      <w:r>
-        <w:t>Real authentication and real calendar integration are NOT IMPLEMENTED / NOT VERIFIED; production Firestore is NOT VERIFIED</w:t>
+        <w:bidi w:val="0"/>
+      </w:pPr>
+      <w:r>
+        <w:t xml:space="preserve">Real authentication and real calendar integration are NOT IMPLEMENTED / NOT VERIFIED; production </w:t>
+      </w:r>
+      <w:proofErr w:type="spellStart"/>
+      <w:r>
+        <w:t>Firestore</w:t>
+      </w:r>
+      <w:proofErr w:type="spellEnd"/>
+      <w:r>
+        <w:t xml:space="preserve"> is NOT VERIFIED</w:t>
       </w:r>
       <w:r>
         <w:rPr>
@@ -3724,23 +4066,31 @@
     <w:p>
       <w:pPr>
         <w:pStyle w:val="Heading1"/>
-        <w:jc w:val="right"/>
+        <w:bidi w:val="0"/>
         <w:rPr>
           <w:rFonts w:ascii="Aptos" w:hAnsi="Aptos"/>
         </w:rPr>
       </w:pPr>
       <w:bookmarkStart w:id="15" w:name="_Toc239067916"/>
+      <w:proofErr w:type="gramStart"/>
       <w:r>
         <w:rPr>
           <w:rFonts w:ascii="Aptos" w:hAnsi="Aptos"/>
         </w:rPr>
-        <w:t>Known Gaps</w:t>
+        <w:t>Known</w:t>
+      </w:r>
+      <w:proofErr w:type="gramEnd"/>
+      <w:r>
+        <w:rPr>
+          <w:rFonts w:ascii="Aptos" w:hAnsi="Aptos"/>
+        </w:rPr>
+        <w:t xml:space="preserve"> Gaps</w:t>
       </w:r>
       <w:bookmarkEnd w:id="15"/>
     </w:p>
     <w:p>
       <w:pPr>
-        <w:jc w:val="right"/>
+        <w:bidi w:val="0"/>
         <w:rPr>
           <w:rtl/>
         </w:rPr>
@@ -3758,7 +4108,7 @@
     <w:p>
       <w:pPr>
         <w:pStyle w:val="Heading1"/>
-        <w:jc w:val="right"/>
+        <w:bidi w:val="0"/>
         <w:rPr>
           <w:rFonts w:ascii="Aptos" w:hAnsi="Aptos"/>
         </w:rPr>
@@ -3774,13 +4124,21 @@
     </w:p>
     <w:p>
       <w:pPr>
-        <w:jc w:val="right"/>
-        <w:rPr>
-          <w:rtl/>
-        </w:rPr>
-      </w:pPr>
-      <w:r>
-        <w:t>Manual evidence can be difficult to reproduce. Model semantics may vary. Emulator and ngrok exposure require network controls. Duplicate protection is not atomic</w:t>
+        <w:bidi w:val="0"/>
+        <w:rPr>
+          <w:rtl/>
+        </w:rPr>
+      </w:pPr>
+      <w:r>
+        <w:t xml:space="preserve">Manual evidence can be difficult to reproduce. Model semantics may vary. Emulator and </w:t>
+      </w:r>
+      <w:proofErr w:type="spellStart"/>
+      <w:r>
+        <w:t>ngrok</w:t>
+      </w:r>
+      <w:proofErr w:type="spellEnd"/>
+      <w:r>
+        <w:t xml:space="preserve"> exposure require network controls. Duplicate protection is not atomic</w:t>
       </w:r>
       <w:r>
         <w:rPr>
@@ -3792,7 +4150,7 @@
     <w:p>
       <w:pPr>
         <w:pStyle w:val="Heading1"/>
-        <w:jc w:val="right"/>
+        <w:bidi w:val="0"/>
         <w:rPr>
           <w:rFonts w:ascii="Aptos" w:hAnsi="Aptos"/>
         </w:rPr>
@@ -3808,7 +4166,7 @@
     </w:p>
     <w:p>
       <w:pPr>
-        <w:jc w:val="right"/>
+        <w:bidi w:val="0"/>
         <w:rPr>
           <w:rtl/>
         </w:rPr>
@@ -3826,7 +4184,7 @@
     <w:p>
       <w:pPr>
         <w:pStyle w:val="Heading1"/>
-        <w:jc w:val="right"/>
+        <w:bidi w:val="0"/>
         <w:rPr>
           <w:rFonts w:ascii="Aptos" w:hAnsi="Aptos"/>
         </w:rPr>
@@ -3842,7 +4200,7 @@
     </w:p>
     <w:p>
       <w:pPr>
-        <w:jc w:val="right"/>
+        <w:bidi w:val="0"/>
         <w:rPr>
           <w:rtl/>
         </w:rPr>
@@ -3860,7 +4218,7 @@
     <w:p>
       <w:pPr>
         <w:pStyle w:val="Heading1"/>
-        <w:jc w:val="right"/>
+        <w:bidi w:val="0"/>
         <w:rPr>
           <w:rFonts w:ascii="Aptos" w:hAnsi="Aptos"/>
         </w:rPr>
@@ -3876,13 +4234,21 @@
     </w:p>
     <w:p>
       <w:pPr>
-        <w:jc w:val="right"/>
-        <w:rPr>
-          <w:rtl/>
-        </w:rPr>
-      </w:pPr>
-      <w:r>
-        <w:t>PASS. The components have been integrated and functionally demonstrated in Windows and Ubuntu laboratory environments. This result does not imply validation in a fully relevant or production environment</w:t>
+        <w:bidi w:val="0"/>
+        <w:rPr>
+          <w:rtl/>
+        </w:rPr>
+      </w:pPr>
+      <w:r>
+        <w:t xml:space="preserve">PASS. The components have been integrated and functionally demonstrated in Windows and Ubuntu laboratory environments. This result does not imply validation in a fully </w:t>
+      </w:r>
+      <w:proofErr w:type="gramStart"/>
+      <w:r>
+        <w:t>relevant or</w:t>
+      </w:r>
+      <w:proofErr w:type="gramEnd"/>
+      <w:r>
+        <w:t xml:space="preserve"> production environment</w:t>
       </w:r>
       <w:r>
         <w:rPr>
@@ -3893,7 +4259,7 @@
     </w:p>
     <w:p>
       <w:pPr>
-        <w:jc w:val="right"/>
+        <w:bidi w:val="0"/>
       </w:pPr>
     </w:p>
     <w:sectPr>
@@ -3960,12 +4326,29 @@
         <w:sz w:val="17"/>
       </w:rPr>
     </w:pPr>
+    <w:proofErr w:type="spellStart"/>
     <w:r>
       <w:rPr>
         <w:color w:val="707070"/>
         <w:sz w:val="17"/>
       </w:rPr>
-      <w:t>Munazzim AI Time Manager</w:t>
+      <w:t>Munazzim</w:t>
+    </w:r>
+    <w:proofErr w:type="spellEnd"/>
+    <w:r>
+      <w:rPr>
+        <w:color w:val="707070"/>
+        <w:sz w:val="17"/>
+      </w:rPr>
+      <w:t xml:space="preserve"> AI Time </w:t>
+    </w:r>
+    <w:proofErr w:type="gramStart"/>
+    <w:r>
+      <w:rPr>
+        <w:color w:val="707070"/>
+        <w:sz w:val="17"/>
+      </w:rPr>
+      <w:t>Manager</w:t>
     </w:r>
     <w:r>
       <w:rPr>
@@ -3973,7 +4356,16 @@
         <w:sz w:val="17"/>
         <w:rtl/>
       </w:rPr>
-      <w:t xml:space="preserve">  |  </w:t>
+      <w:t xml:space="preserve">  |</w:t>
+    </w:r>
+    <w:proofErr w:type="gramEnd"/>
+    <w:r>
+      <w:rPr>
+        <w:color w:val="707070"/>
+        <w:sz w:val="17"/>
+        <w:rtl/>
+      </w:rPr>
+      <w:t xml:space="preserve">  </w:t>
     </w:r>
     <w:r>
       <w:rPr>
@@ -4217,12 +4609,21 @@
       </w:rPr>
       <w:fldChar w:fldCharType="end"/>
     </w:r>
+    <w:proofErr w:type="spellStart"/>
     <w:r>
       <w:rPr>
         <w:color w:val="707070"/>
         <w:sz w:val="17"/>
       </w:rPr>
-      <w:t>Munazzim AI Time Manager: TRL 4 Assessment</w:t>
+      <w:t>Munazzim</w:t>
+    </w:r>
+    <w:proofErr w:type="spellEnd"/>
+    <w:r>
+      <w:rPr>
+        <w:color w:val="707070"/>
+        <w:sz w:val="17"/>
+      </w:rPr>
+      <w:t xml:space="preserve"> AI Time Manager: TRL 4 Assessment</w:t>
     </w:r>
   </w:p>
 </w:hdr>
